--- a/applications/STRONG/CBRE - Data Analyst - 2026-09-25/cover_letter.docx
+++ b/applications/STRONG/CBRE - Data Analyst - 2026-09-25/cover_letter.docx
@@ -200,7 +200,7 @@
           <w:color w:val="09152A"/>
           <w:sz w:val="22"/>
         </w:rPr>
-        <w:t>I have used SQL as a core analytical tool for 10+ years — developing and maintaining complex multi-source queries, building ETL pipelines, and supporting data integrity validation across enterprise environments. At Ferguson Enterprises, I maintained SQL data infrastructure (MS Azure and MS SQL Server) supporting a large-scale ecommerce operation, writing queries that pulled and curated data from multiple systems to support business intelligence reporting and operational decisions. In my current freelance practice — serving clients including callcathai.online, primelayertrades.com, and hereraspreadsheets.com — I build and maintain data automation systems, low-code reporting solutions, and supporting workflows consistent with CBRE's described responsibilities.</w:t>
+        <w:t>I have used SQL as a core analytical tool for 10+ years — developing and maintaining complex multi-source queries, building ETL pipelines, and supporting data integrity validation across enterprise environments. At Ferguson Enterprises, I maintained SQL data infrastructure (MS Azure and MS SQL Server) supporting a large-scale ecommerce operation, writing queries that pulled and curated data from multiple systems to support business intelligence reporting and operational decisions. In my current freelance practice — serving clients including callcatchai.online, primelayertrades.com, and hereraspreadsheets.com — I build and maintain data automation systems, low-code reporting solutions, and supporting workflows consistent with CBRE's described responsibilities.</w:t>
       </w:r>
     </w:p>
     <w:p>
